--- a/docs/NEED2DONE_LAUNCH/02_LEGAL_POLICIES_&_COMPLIANCE/07_Customer_Damage_and_Liability_Policy.docx
+++ b/docs/NEED2DONE_LAUNCH/02_LEGAL_POLICIES_&_COMPLIANCE/07_Customer_Damage_and_Liability_Policy.docx
@@ -12,7 +12,7 @@
           <w:color w:val="022B5E"/>
           <w:sz w:val="36"/>
         </w:rPr>
-        <w:t>Need2Done — Customer Damage &amp; Liability Policy</w:t>
+        <w:t>Need2Done — Customer Damage and Liability Policy</w:t>
       </w:r>
     </w:p>
     <w:p>
@@ -62,7 +62,7 @@
           <w:color w:val="022B5E"/>
           <w:sz w:val="28"/>
         </w:rPr>
-        <w:t>1. Purpose &amp; Scope</w:t>
+        <w:t>1. Overview &amp; Purpose</w:t>
       </w:r>
     </w:p>
     <w:p>
@@ -74,7 +74,7 @@
           <w:color w:val="1E293B"/>
           <w:sz w:val="21"/>
         </w:rPr>
-        <w:t xml:space="preserve">This Policy establishes the protocols, limitations, and compensation frameworks governing physical loss, package damage, or personal property incidents occurring during task execution on the </w:t>
+        <w:t xml:space="preserve">This Policy sets forth the limits of responsibility, inspection procedures, and liability compensation standards for physical damage, loss, or service deficiency occurring during task execution on the </w:t>
       </w:r>
       <w:r>
         <w:rPr>
@@ -113,7 +113,7 @@
           <w:color w:val="022B5E"/>
           <w:sz w:val="28"/>
         </w:rPr>
-        <w:t>2. Customer Responsibilities &amp; Packaging Standards</w:t>
+        <w:t>2. Intermediary Status &amp; Merchant Disclaimers</w:t>
       </w:r>
     </w:p>
     <w:p>
@@ -133,14 +133,14 @@
           <w:color w:val="1E293B"/>
           <w:sz w:val="21"/>
         </w:rPr>
-        <w:t>Proper Packaging:</w:t>
+        <w:t>Third-Party Goods:</w:t>
       </w:r>
       <w:r>
         <w:rPr>
           <w:color w:val="1E293B"/>
           <w:sz w:val="21"/>
         </w:rPr>
-        <w:t xml:space="preserve"> The sender/customer is strictly responsible for securing fragile, liquid, or delicate items in appropriate protective packaging (bubble wrap, leak-proof containers, sturdy boxes).</w:t>
+        <w:t xml:space="preserve"> Need2Done is a technology aggregator facilitating delivery and domestic assistance. We do not manufacture, inspect, warrant, or directly package merchant items (medicines, prepared food, packaged groceries, retail goods).</w:t>
       </w:r>
     </w:p>
     <w:p>
@@ -160,41 +160,14 @@
           <w:color w:val="1E293B"/>
           <w:sz w:val="21"/>
         </w:rPr>
-        <w:t>Disclosure of Fragile / High-Value Items:</w:t>
+        <w:t>Manufacturer Warranties:</w:t>
       </w:r>
       <w:r>
         <w:rPr>
           <w:color w:val="1E293B"/>
           <w:sz w:val="21"/>
         </w:rPr>
-        <w:t xml:space="preserve"> Customers must clearly inform the Helper and indicate special handling instructions before transit begins.</w:t>
-      </w:r>
-    </w:p>
-    <w:p>
-      <w:pPr>
-        <w:pStyle w:val="ListBullet"/>
-        <w:spacing w:after="60" w:line="276" w:lineRule="auto"/>
-      </w:pPr>
-      <w:r>
-        <w:rPr>
-          <w:color w:val="1E293B"/>
-          <w:sz w:val="21"/>
-        </w:rPr>
-      </w:r>
-      <w:r>
-        <w:rPr>
-          <w:b/>
-          <w:color w:val="1E293B"/>
-          <w:sz w:val="21"/>
-        </w:rPr>
-        <w:t>Prohibited High-Value Items:</w:t>
-      </w:r>
-      <w:r>
-        <w:rPr>
-          <w:color w:val="1E293B"/>
-          <w:sz w:val="21"/>
-        </w:rPr>
-        <w:t xml:space="preserve"> Need2Done does NOT provide high-value cargo transport. Uninsured items with an individual value exceeding ₹10,000 (e.g. expensive jewelry, high-end laptops, unaccounted bullion, original deed documents) must NOT be dispatched via standard courier errands.</w:t>
+        <w:t xml:space="preserve"> Defects, shelf life, seal integrity, and manufacturer warranties remain the sole responsibility of the merchant/manufacturer.</w:t>
       </w:r>
     </w:p>
     <w:p>
@@ -218,7 +191,7 @@
           <w:color w:val="022B5E"/>
           <w:sz w:val="28"/>
         </w:rPr>
-        <w:t>3. Damage Inspection &amp; Reporting Protocol</w:t>
+        <w:t>3. Transit Damage &amp; Loss Coverage</w:t>
       </w:r>
     </w:p>
     <w:p>
@@ -238,14 +211,27 @@
           <w:color w:val="1E293B"/>
           <w:sz w:val="21"/>
         </w:rPr>
-        <w:t>Reporting Window:</w:t>
+        <w:t>Couriers &amp; Custom Work:</w:t>
       </w:r>
       <w:r>
         <w:rPr>
           <w:color w:val="1E293B"/>
           <w:sz w:val="21"/>
         </w:rPr>
-        <w:t xml:space="preserve"> Any damage, leakage, or loss must be reported within </w:t>
+        <w:t xml:space="preserve"> If an item is lost or physically damaged during transit due to proven gross negligence of the assigned delivery partner:</w:t>
+      </w:r>
+    </w:p>
+    <w:p>
+      <w:pPr>
+        <w:pStyle w:val="ListBullet"/>
+        <w:spacing w:after="60" w:line="276" w:lineRule="auto"/>
+      </w:pPr>
+      <w:r>
+        <w:rPr>
+          <w:color w:val="1E293B"/>
+          <w:sz w:val="21"/>
+        </w:rPr>
+        <w:t xml:space="preserve">The customer must report the incident within </w:t>
       </w:r>
       <w:r>
         <w:rPr>
@@ -260,7 +246,35 @@
           <w:color w:val="1E293B"/>
           <w:sz w:val="21"/>
         </w:rPr>
-        <w:t xml:space="preserve"> of delivery via the WhatsApp Bot (`Support` -&gt; `Report Damage`) or email to `support@need2done.com`.</w:t>
+        <w:t xml:space="preserve"> of delivery with photographic evidence and purchase invoice.</w:t>
+      </w:r>
+    </w:p>
+    <w:p>
+      <w:pPr>
+        <w:pStyle w:val="ListBullet"/>
+        <w:spacing w:after="60" w:line="276" w:lineRule="auto"/>
+      </w:pPr>
+      <w:r>
+        <w:rPr>
+          <w:color w:val="1E293B"/>
+          <w:sz w:val="21"/>
+        </w:rPr>
+        <w:t xml:space="preserve">Following investigation, Need2Done may reimburse the direct repair cost or depreciated fair market value of the item, subject to a maximum liability cap of </w:t>
+      </w:r>
+      <w:r>
+        <w:rPr>
+          <w:b/>
+          <w:color w:val="1E293B"/>
+          <w:sz w:val="21"/>
+        </w:rPr>
+        <w:t>₹2,000 per order</w:t>
+      </w:r>
+      <w:r>
+        <w:rPr>
+          <w:color w:val="1E293B"/>
+          <w:sz w:val="21"/>
+        </w:rPr>
+        <w:t>.</w:t>
       </w:r>
     </w:p>
     <w:p>
@@ -280,52 +294,14 @@
           <w:color w:val="1E293B"/>
           <w:sz w:val="21"/>
         </w:rPr>
-        <w:t>Evidence Required:</w:t>
+        <w:t>Fragile &amp; High-Value Items:</w:t>
       </w:r>
       <w:r>
         <w:rPr>
           <w:color w:val="1E293B"/>
           <w:sz w:val="21"/>
         </w:rPr>
-      </w:r>
-    </w:p>
-    <w:p>
-      <w:pPr>
-        <w:pStyle w:val="ListBullet"/>
-        <w:spacing w:after="60" w:line="276" w:lineRule="auto"/>
-      </w:pPr>
-      <w:r>
-        <w:rPr>
-          <w:color w:val="1E293B"/>
-          <w:sz w:val="21"/>
-        </w:rPr>
-        <w:t>Clear high-resolution photographs/videos of the damaged item and packaging before and after delivery.</w:t>
-      </w:r>
-    </w:p>
-    <w:p>
-      <w:pPr>
-        <w:pStyle w:val="ListBullet"/>
-        <w:spacing w:after="60" w:line="276" w:lineRule="auto"/>
-      </w:pPr>
-      <w:r>
-        <w:rPr>
-          <w:color w:val="1E293B"/>
-          <w:sz w:val="21"/>
-        </w:rPr>
-        <w:t>Original merchant purchase invoice or proof of value.</w:t>
-      </w:r>
-    </w:p>
-    <w:p>
-      <w:pPr>
-        <w:pStyle w:val="ListBullet"/>
-        <w:spacing w:after="60" w:line="276" w:lineRule="auto"/>
-      </w:pPr>
-      <w:r>
-        <w:rPr>
-          <w:color w:val="1E293B"/>
-          <w:sz w:val="21"/>
-        </w:rPr>
-        <w:t>Order ID and Helper details.</w:t>
+        <w:t xml:space="preserve"> Transport of fragile glass, jewelry, fine art, or electronics valued above ₹5,000 is undertaken at the customer's sole risk unless agreed in writing with special handling.</w:t>
       </w:r>
     </w:p>
     <w:p>
@@ -349,65 +325,12 @@
           <w:color w:val="022B5E"/>
           <w:sz w:val="28"/>
         </w:rPr>
-        <w:t>4. Assessment &amp; Liability Caps</w:t>
+        <w:t>4. Home Services Property Protection</w:t>
       </w:r>
     </w:p>
     <w:p>
       <w:pPr>
-        <w:spacing w:after="120" w:line="276" w:lineRule="auto"/>
-      </w:pPr>
-      <w:r>
-        <w:rPr>
-          <w:color w:val="1E293B"/>
-          <w:sz w:val="21"/>
-        </w:rPr>
-        <w:t>Following investigation:</w:t>
-      </w:r>
-    </w:p>
-    <w:p>
-      <w:pPr>
-        <w:pStyle w:val="ListBullet"/>
-        <w:spacing w:after="60" w:line="276" w:lineRule="auto"/>
-      </w:pPr>
-      <w:r>
-        <w:rPr>
-          <w:color w:val="1E293B"/>
-          <w:sz w:val="21"/>
-        </w:rPr>
-        <w:t>If the loss or damage is proven to have occurred solely due to direct negligence or reckless handling by the Helper during transit:</w:t>
-      </w:r>
-    </w:p>
-    <w:p>
-      <w:pPr>
-        <w:pStyle w:val="ListBullet"/>
-        <w:spacing w:after="60" w:line="276" w:lineRule="auto"/>
-      </w:pPr>
-      <w:r>
-        <w:rPr>
-          <w:color w:val="1E293B"/>
-          <w:sz w:val="21"/>
-        </w:rPr>
-        <w:t xml:space="preserve">Need2Done will facilitate mediation with the Partner or provide a compensation voucher up to a maximum cap of </w:t>
-      </w:r>
-      <w:r>
-        <w:rPr>
-          <w:b/>
-          <w:color w:val="1E293B"/>
-          <w:sz w:val="21"/>
-        </w:rPr>
-        <w:t>₹2,000 or the invoice value (whichever is lower)</w:t>
-      </w:r>
-      <w:r>
-        <w:rPr>
-          <w:color w:val="1E293B"/>
-          <w:sz w:val="21"/>
-        </w:rPr>
-        <w:t>.</w:t>
-      </w:r>
-    </w:p>
-    <w:p>
-      <w:pPr>
-        <w:pStyle w:val="ListBullet"/>
+        <w:pStyle w:val="ListNumber"/>
         <w:spacing w:after="60" w:line="276" w:lineRule="auto"/>
       </w:pPr>
       <w:r>
@@ -422,14 +345,41 @@
           <w:color w:val="1E293B"/>
           <w:sz w:val="21"/>
         </w:rPr>
-        <w:t>Exclusions:</w:t>
+        <w:t>Inspection Prior to Service:</w:t>
       </w:r>
       <w:r>
         <w:rPr>
           <w:color w:val="1E293B"/>
           <w:sz w:val="21"/>
         </w:rPr>
-        <w:t xml:space="preserve"> Need2Done is not liable for:</w:t>
+        <w:t xml:space="preserve"> Customers are advised to point out delicate surfaces, antique fixtures, or pre-existing damage prior to the start of cleaning/domestic chores.</w:t>
+      </w:r>
+    </w:p>
+    <w:p>
+      <w:pPr>
+        <w:pStyle w:val="ListNumber"/>
+        <w:spacing w:after="60" w:line="276" w:lineRule="auto"/>
+      </w:pPr>
+      <w:r>
+        <w:rPr>
+          <w:color w:val="1E293B"/>
+          <w:sz w:val="21"/>
+        </w:rPr>
+      </w:r>
+      <w:r>
+        <w:rPr>
+          <w:b/>
+          <w:color w:val="1E293B"/>
+          <w:sz w:val="21"/>
+        </w:rPr>
+        <w:t>Accidental In-Home Damage:</w:t>
+      </w:r>
+      <w:r>
+        <w:rPr>
+          <w:color w:val="1E293B"/>
+          <w:sz w:val="21"/>
+        </w:rPr>
+        <w:t xml:space="preserve"> If a service partner accidentally causes damage to customer property during an authorized home service session:</w:t>
       </w:r>
     </w:p>
     <w:p>
@@ -442,7 +392,22 @@
           <w:color w:val="1E293B"/>
           <w:sz w:val="21"/>
         </w:rPr>
-        <w:t>Inherent vice, pre-existing internal mechanical failures, or packaging inadequacy.</w:t>
+        <w:t xml:space="preserve">The customer must notify Need2Done support within </w:t>
+      </w:r>
+      <w:r>
+        <w:rPr>
+          <w:b/>
+          <w:color w:val="1E293B"/>
+          <w:sz w:val="21"/>
+        </w:rPr>
+        <w:t>24 hours</w:t>
+      </w:r>
+      <w:r>
+        <w:rPr>
+          <w:color w:val="1E293B"/>
+          <w:sz w:val="21"/>
+        </w:rPr>
+        <w:t xml:space="preserve"> before any third-party repairs are undertaken.</w:t>
       </w:r>
     </w:p>
     <w:p>
@@ -455,7 +420,22 @@
           <w:color w:val="1E293B"/>
           <w:sz w:val="21"/>
         </w:rPr>
-        <w:t>Losses resulting from accidents caused by third-party vehicles or force majeure events (floods, landslides, civil unrest).</w:t>
+        <w:t xml:space="preserve">Following verified inspection, compensation or repair facilitation is provided up to a maximum cap of </w:t>
+      </w:r>
+      <w:r>
+        <w:rPr>
+          <w:b/>
+          <w:color w:val="1E293B"/>
+          <w:sz w:val="21"/>
+        </w:rPr>
+        <w:t>₹5,000</w:t>
+      </w:r>
+      <w:r>
+        <w:rPr>
+          <w:color w:val="1E293B"/>
+          <w:sz w:val="21"/>
+        </w:rPr>
+        <w:t xml:space="preserve"> or 5x the service booking fee (whichever is lower).</w:t>
       </w:r>
     </w:p>
     <w:p>
@@ -468,7 +448,43 @@
           <w:color w:val="1E293B"/>
           <w:sz w:val="21"/>
         </w:rPr>
-        <w:t>Damage to prohibited items transported in violation of our Prohibited Tasks Policy.</w:t>
+        <w:t>Need2Done does not cover pre-existing wear and tear, superficial staining on aged materials, or unverified claims.</w:t>
+      </w:r>
+    </w:p>
+    <w:p>
+      <w:pPr>
+        <w:spacing w:before="120" w:after="120"/>
+      </w:pPr>
+      <w:r>
+        <w:rPr>
+          <w:color w:val="E2E8F0"/>
+        </w:rPr>
+        <w:t>———————————————————————————————————————————————————————</w:t>
+      </w:r>
+    </w:p>
+    <w:p>
+      <w:pPr>
+        <w:spacing w:before="240" w:after="80"/>
+      </w:pPr>
+      <w:r>
+        <w:rPr>
+          <w:b/>
+          <w:color w:val="022B5E"/>
+          <w:sz w:val="28"/>
+        </w:rPr>
+        <w:t>5. Maximum Liability Cap</w:t>
+      </w:r>
+    </w:p>
+    <w:p>
+      <w:pPr>
+        <w:spacing w:after="120" w:line="276" w:lineRule="auto"/>
+      </w:pPr>
+      <w:r>
+        <w:rPr>
+          <w:color w:val="1E293B"/>
+          <w:sz w:val="21"/>
+        </w:rPr>
+        <w:t>Except where prohibited by mandatory Indian law, in all disputes, Need2Done’s total aggregate financial liability across all claims shall never exceed the platform convenience fee received for the specific transaction.</w:t>
       </w:r>
     </w:p>
     <w:sectPr>
